--- a/TIB_ILA_Product_Brochure.docx
+++ b/TIB_ILA_Product_Brochure.docx
@@ -24,7 +24,7 @@
           <w:b/>
           <w:color w:val="800000"/>
         </w:rPr>
-        <w:t>PM → Controls Lead / Manager | Product Brochure</w:t>
+        <w:t>LEARN TO LEAD - SAP CONTROLS TEAM ON A LIVE PROJECT | Product Brochure</w:t>
       </w:r>
     </w:p>
     <w:p>
@@ -61,7 +61,8 @@
     </w:p>
     <w:p>
       <w:r>
-        <w:t>TIB ILA is a job-simulation learning environment for professionals moving into SAP Controls Lead / Controls Manager responsibilities. It combines controls theory, a realistic fictitious company, actual project workbooks, client-like source documents, leadership scenarios, SAP technical challenge exercises, audit pressure and an employment-readiness capstone.</w:t>
+        <w:rPr/>
+        <w:t>TIB ILA is a job-simulation learning environment for professionals preparing to lead SAP Controls teams and perform Controls Lead / Controls Manager responsibilities. It combines controls theory, a realistic fictitious company, actual project workbooks, client-like source documents, leadership scenarios, SAP technical challenge exercises, audit pressure and an employment-readiness capstone.</w:t>
       </w:r>
     </w:p>
     <w:tbl>
@@ -901,6 +902,8 @@
       </w:r>
     </w:p>
     <w:sectPr>
+      <w:headerReference w:type="default" r:id="rId9"/>
+      <w:footerReference w:type="default" r:id="rId10"/>
       <w:pgSz w:w="12240" w:h="15840"/>
       <w:pgMar w:top="936" w:right="1037" w:bottom="936" w:left="1037" w:header="720" w:footer="720" w:gutter="0"/>
       <w:cols w:space="720"/>
@@ -908,6 +911,26 @@
     </w:sectPr>
   </w:body>
 </w:document>
+</file>
+
+<file path=word/footer1.xml><?xml version="1.0" encoding="utf-8"?>
+<w:ftr xmlns:m="http://schemas.openxmlformats.org/officeDocument/2006/math" xmlns:mc="http://schemas.openxmlformats.org/markup-compatibility/2006" xmlns:mo="http://schemas.microsoft.com/office/mac/office/2008/main" xmlns:mv="urn:schemas-microsoft-com:mac:vml" xmlns:o="urn:schemas-microsoft-com:office:office" xmlns:r="http://schemas.openxmlformats.org/officeDocument/2006/relationships" xmlns:v="urn:schemas-microsoft-com:vml" xmlns:w10="urn:schemas-microsoft-com:office:word" xmlns:w14="http://schemas.microsoft.com/office/word/2010/wordml" xmlns:w="http://schemas.openxmlformats.org/wordprocessingml/2006/main" xmlns:wne="http://schemas.microsoft.com/office/word/2006/wordml" xmlns:wp14="http://schemas.microsoft.com/office/word/2010/wordprocessingDrawing" xmlns:wp="http://schemas.openxmlformats.org/drawingml/2006/wordprocessingDrawing" xmlns:wpc="http://schemas.microsoft.com/office/word/2010/wordprocessingCanvas" xmlns:wpg="http://schemas.microsoft.com/office/word/2010/wordprocessingGroup" xmlns:wpi="http://schemas.microsoft.com/office/word/2010/wordprocessingInk" xmlns:wps="http://schemas.microsoft.com/office/word/2010/wordprocessingShape" mc:Ignorable="w14 wp14">
+  <w:p>
+    <w:pPr>
+      <w:pStyle w:val="Footer"/>
+    </w:pPr>
+  </w:p>
+</w:ftr>
+</file>
+
+<file path=word/header1.xml><?xml version="1.0" encoding="utf-8"?>
+<w:hdr xmlns:m="http://schemas.openxmlformats.org/officeDocument/2006/math" xmlns:mc="http://schemas.openxmlformats.org/markup-compatibility/2006" xmlns:mo="http://schemas.microsoft.com/office/mac/office/2008/main" xmlns:mv="urn:schemas-microsoft-com:mac:vml" xmlns:o="urn:schemas-microsoft-com:office:office" xmlns:r="http://schemas.openxmlformats.org/officeDocument/2006/relationships" xmlns:v="urn:schemas-microsoft-com:vml" xmlns:w10="urn:schemas-microsoft-com:office:word" xmlns:w14="http://schemas.microsoft.com/office/word/2010/wordml" xmlns:w="http://schemas.openxmlformats.org/wordprocessingml/2006/main" xmlns:wne="http://schemas.microsoft.com/office/word/2006/wordml" xmlns:wp14="http://schemas.microsoft.com/office/word/2010/wordprocessingDrawing" xmlns:wp="http://schemas.openxmlformats.org/drawingml/2006/wordprocessingDrawing" xmlns:wpc="http://schemas.microsoft.com/office/word/2010/wordprocessingCanvas" xmlns:wpg="http://schemas.microsoft.com/office/word/2010/wordprocessingGroup" xmlns:wpi="http://schemas.microsoft.com/office/word/2010/wordprocessingInk" xmlns:wps="http://schemas.microsoft.com/office/word/2010/wordprocessingShape" mc:Ignorable="w14 wp14">
+  <w:p>
+    <w:pPr>
+      <w:pStyle w:val="Header"/>
+    </w:pPr>
+  </w:p>
+</w:hdr>
 </file>
 
 <file path=word/numbering.xml><?xml version="1.0" encoding="utf-8"?>
